--- a/spa/docx/12.content.docx
+++ b/spa/docx/12.content.docx
@@ -19,7 +19,7 @@
         <w:rPr>
           <w:lang w:val="es_ES" w:bidi="es_ES"/>
         </w:rPr>
-        <w:t>Resource: Tyndale Open Study Notes</w:t>
+        <w:t>Resource: Aquifer Open Study Notes</w:t>
       </w:r>
       <w:r>
         <w:rPr>
@@ -112,7 +112,7 @@
         <w:rPr>
           <w:lang w:val="es_ES" w:bidi="es_ES"/>
         </w:rPr>
-        <w:t>Tyndale Open Study Notes</w:t>
+        <w:t>Aquifer Open Study Notes</w:t>
       </w:r>
     </w:p>
     <w:p>
